--- a/templates/source-template.docx
+++ b/templates/source-template.docx
@@ -297,7 +297,7 @@
                 <w:sz w:val="20"/>
                 <w:lang w:val="en-US"/>
               </w:rPr>
-              <w:t>11 August 2026</w:t>
+              <w:t>12 August 2026</w:t>
             </w:r>
             <w:r>
               <w:rPr>
@@ -1929,11 +1929,11 @@
         <w:br w:type="page"/>
       </w:r>
     </w:p>
-    <w:bookmarkStart w:id="11" w:name="_Toc209592307" w:displacedByCustomXml="next"/>
-    <w:bookmarkStart w:id="12" w:name="_Toc209557015" w:displacedByCustomXml="next"/>
+    <w:bookmarkStart w:id="11" w:name="_Toc233786721" w:displacedByCustomXml="next"/>
+    <w:bookmarkStart w:id="12" w:name="_Toc209555290" w:displacedByCustomXml="next"/>
     <w:bookmarkStart w:id="13" w:name="_Toc209555543" w:displacedByCustomXml="next"/>
-    <w:bookmarkStart w:id="14" w:name="_Toc209555290" w:displacedByCustomXml="next"/>
-    <w:bookmarkStart w:id="15" w:name="_Toc233786721" w:displacedByCustomXml="next"/>
+    <w:bookmarkStart w:id="14" w:name="_Toc209557015" w:displacedByCustomXml="next"/>
+    <w:bookmarkStart w:id="15" w:name="_Toc209592307" w:displacedByCustomXml="next"/>
     <w:sdt>
       <w:sdtPr>
         <w:rPr>
@@ -3395,7 +3395,7 @@
           <w:noProof/>
           <w:lang w:eastAsia="en-AU"/>
         </w:rPr>
-        <w:t>11/08/2026</w:t>
+        <w:t>12/08/2026</w:t>
       </w:r>
       <w:r>
         <w:fldChar w:fldCharType="end"/>
@@ -3555,6 +3555,12 @@
       <w:tblPr>
         <w:tblStyle w:val="TableGridLight"/>
         <w:tblW w:w="0" w:type="auto"/>
+        <w:tblBorders>
+          <w:top w:val="none" w:sz="0" w:space="0" w:color="auto"/>
+          <w:left w:val="none" w:sz="0" w:space="0" w:color="auto"/>
+          <w:right w:val="none" w:sz="0" w:space="0" w:color="auto"/>
+          <w:insideV w:val="none" w:sz="0" w:space="0" w:color="auto"/>
+        </w:tblBorders>
         <w:tblLook w:val="04A0" w:firstRow="1" w:lastRow="0" w:firstColumn="1" w:lastColumn="0" w:noHBand="0" w:noVBand="1"/>
       </w:tblPr>
       <w:tblGrid>
@@ -3567,21 +3573,24 @@
         <w:tc>
           <w:tcPr>
             <w:tcW w:w="2434" w:type="dxa"/>
-          </w:tcPr>
-          <w:p>
-            <w:pPr>
-              <w:spacing w:before="0" w:after="200" w:line="276" w:lineRule="auto"/>
-              <w:jc w:val="center"/>
-              <w:rPr>
-                <w:rFonts w:cstheme="minorBidi"/>
-                <w:b/>
+            <w:tcBorders>
+              <w:top w:val="nil"/>
+              <w:bottom w:val="single" w:sz="4" w:space="0" w:color="00602B" w:themeColor="text2"/>
+            </w:tcBorders>
+          </w:tcPr>
+          <w:p>
+            <w:pPr>
+              <w:spacing w:before="60" w:after="60" w:line="240" w:lineRule="auto"/>
+              <w:rPr>
+                <w:rFonts w:ascii="Roboto" w:hAnsi="Roboto" w:cstheme="minorBidi"/>
+                <w:bCs/>
                 <w:color w:val="00602B" w:themeColor="text2"/>
               </w:rPr>
             </w:pPr>
             <w:r>
               <w:rPr>
-                <w:rFonts w:cstheme="minorBidi"/>
-                <w:b/>
+                <w:rFonts w:ascii="Roboto" w:hAnsi="Roboto" w:cstheme="minorBidi"/>
+                <w:bCs/>
                 <w:color w:val="00602B" w:themeColor="text2"/>
               </w:rPr>
               <w:t>Transport System</w:t>
@@ -3591,21 +3600,24 @@
         <w:tc>
           <w:tcPr>
             <w:tcW w:w="2434" w:type="dxa"/>
-          </w:tcPr>
-          <w:p>
-            <w:pPr>
-              <w:spacing w:before="0" w:after="200" w:line="276" w:lineRule="auto"/>
-              <w:jc w:val="center"/>
-              <w:rPr>
-                <w:rFonts w:cstheme="minorBidi"/>
-                <w:b/>
+            <w:tcBorders>
+              <w:top w:val="nil"/>
+              <w:bottom w:val="single" w:sz="4" w:space="0" w:color="00602B" w:themeColor="text2"/>
+            </w:tcBorders>
+          </w:tcPr>
+          <w:p>
+            <w:pPr>
+              <w:spacing w:before="60" w:after="60" w:line="240" w:lineRule="auto"/>
+              <w:rPr>
+                <w:rFonts w:ascii="Roboto" w:hAnsi="Roboto" w:cstheme="minorBidi"/>
+                <w:bCs/>
                 <w:color w:val="00602B" w:themeColor="text2"/>
               </w:rPr>
             </w:pPr>
             <w:r>
               <w:rPr>
-                <w:rFonts w:cstheme="minorBidi"/>
-                <w:b/>
+                <w:rFonts w:ascii="Roboto" w:hAnsi="Roboto" w:cstheme="minorBidi"/>
+                <w:bCs/>
                 <w:color w:val="00602B" w:themeColor="text2"/>
               </w:rPr>
               <w:t>Closest Stop</w:t>
@@ -3615,21 +3627,24 @@
         <w:tc>
           <w:tcPr>
             <w:tcW w:w="2434" w:type="dxa"/>
-          </w:tcPr>
-          <w:p>
-            <w:pPr>
-              <w:spacing w:before="0" w:after="200" w:line="276" w:lineRule="auto"/>
-              <w:jc w:val="center"/>
-              <w:rPr>
-                <w:rFonts w:cstheme="minorBidi"/>
-                <w:b/>
+            <w:tcBorders>
+              <w:top w:val="nil"/>
+              <w:bottom w:val="single" w:sz="4" w:space="0" w:color="00602B" w:themeColor="text2"/>
+            </w:tcBorders>
+          </w:tcPr>
+          <w:p>
+            <w:pPr>
+              <w:spacing w:before="60" w:after="60" w:line="240" w:lineRule="auto"/>
+              <w:rPr>
+                <w:rFonts w:ascii="Roboto" w:hAnsi="Roboto" w:cstheme="minorBidi"/>
+                <w:bCs/>
                 <w:color w:val="00602B" w:themeColor="text2"/>
               </w:rPr>
             </w:pPr>
             <w:r>
               <w:rPr>
-                <w:rFonts w:cstheme="minorBidi"/>
-                <w:b/>
+                <w:rFonts w:ascii="Roboto" w:hAnsi="Roboto" w:cstheme="minorBidi"/>
+                <w:bCs/>
                 <w:color w:val="00602B" w:themeColor="text2"/>
               </w:rPr>
               <w:t>Route</w:t>
@@ -3639,21 +3654,24 @@
         <w:tc>
           <w:tcPr>
             <w:tcW w:w="2435" w:type="dxa"/>
-          </w:tcPr>
-          <w:p>
-            <w:pPr>
-              <w:spacing w:before="0" w:after="200" w:line="276" w:lineRule="auto"/>
-              <w:jc w:val="center"/>
-              <w:rPr>
-                <w:rFonts w:cstheme="minorBidi"/>
-                <w:b/>
+            <w:tcBorders>
+              <w:top w:val="nil"/>
+              <w:bottom w:val="single" w:sz="4" w:space="0" w:color="00602B" w:themeColor="text2"/>
+            </w:tcBorders>
+          </w:tcPr>
+          <w:p>
+            <w:pPr>
+              <w:spacing w:before="60" w:after="60" w:line="240" w:lineRule="auto"/>
+              <w:rPr>
+                <w:rFonts w:ascii="Roboto" w:hAnsi="Roboto" w:cstheme="minorBidi"/>
+                <w:bCs/>
                 <w:color w:val="00602B" w:themeColor="text2"/>
               </w:rPr>
             </w:pPr>
             <w:r>
               <w:rPr>
-                <w:rFonts w:cstheme="minorBidi"/>
-                <w:b/>
+                <w:rFonts w:ascii="Roboto" w:hAnsi="Roboto" w:cstheme="minorBidi"/>
+                <w:bCs/>
                 <w:color w:val="00602B" w:themeColor="text2"/>
               </w:rPr>
               <w:t>Approximate Distance/ Walk Time</w:t>
@@ -3668,11 +3686,13 @@
         <w:tc>
           <w:tcPr>
             <w:tcW w:w="2434" w:type="dxa"/>
-          </w:tcPr>
-          <w:p>
-            <w:pPr>
-              <w:spacing w:before="0" w:after="200" w:line="276" w:lineRule="auto"/>
-              <w:jc w:val="center"/>
+            <w:tcBorders>
+              <w:top w:val="single" w:sz="4" w:space="0" w:color="00602B" w:themeColor="text2"/>
+            </w:tcBorders>
+          </w:tcPr>
+          <w:p>
+            <w:pPr>
+              <w:spacing w:before="60" w:after="60" w:line="240" w:lineRule="auto"/>
               <w:rPr>
                 <w:rFonts w:cstheme="minorBidi"/>
                 <w:color w:val="auto"/>
@@ -3690,11 +3710,13 @@
         <w:tc>
           <w:tcPr>
             <w:tcW w:w="2434" w:type="dxa"/>
-          </w:tcPr>
-          <w:p>
-            <w:pPr>
-              <w:spacing w:before="0" w:after="200" w:line="276" w:lineRule="auto"/>
-              <w:jc w:val="center"/>
+            <w:tcBorders>
+              <w:top w:val="single" w:sz="4" w:space="0" w:color="00602B" w:themeColor="text2"/>
+            </w:tcBorders>
+          </w:tcPr>
+          <w:p>
+            <w:pPr>
+              <w:spacing w:before="60" w:after="60" w:line="240" w:lineRule="auto"/>
               <w:rPr>
                 <w:rFonts w:cstheme="minorBidi"/>
                 <w:color w:val="00602B" w:themeColor="text2"/>
@@ -3707,11 +3729,13 @@
         <w:tc>
           <w:tcPr>
             <w:tcW w:w="2434" w:type="dxa"/>
-          </w:tcPr>
-          <w:p>
-            <w:pPr>
-              <w:spacing w:before="0" w:after="200" w:line="276" w:lineRule="auto"/>
-              <w:jc w:val="center"/>
+            <w:tcBorders>
+              <w:top w:val="single" w:sz="4" w:space="0" w:color="00602B" w:themeColor="text2"/>
+            </w:tcBorders>
+          </w:tcPr>
+          <w:p>
+            <w:pPr>
+              <w:spacing w:before="60" w:after="60" w:line="240" w:lineRule="auto"/>
               <w:rPr>
                 <w:rFonts w:cstheme="minorBidi"/>
                 <w:color w:val="00602B" w:themeColor="text2"/>
@@ -3724,11 +3748,13 @@
         <w:tc>
           <w:tcPr>
             <w:tcW w:w="2435" w:type="dxa"/>
-          </w:tcPr>
-          <w:p>
-            <w:pPr>
-              <w:spacing w:before="0" w:after="200" w:line="276" w:lineRule="auto"/>
-              <w:jc w:val="center"/>
+            <w:tcBorders>
+              <w:top w:val="single" w:sz="4" w:space="0" w:color="00602B" w:themeColor="text2"/>
+            </w:tcBorders>
+          </w:tcPr>
+          <w:p>
+            <w:pPr>
+              <w:spacing w:before="60" w:after="60" w:line="240" w:lineRule="auto"/>
               <w:rPr>
                 <w:rFonts w:cstheme="minorBidi"/>
                 <w:color w:val="00602B" w:themeColor="text2"/>
@@ -3749,8 +3775,7 @@
           </w:tcPr>
           <w:p>
             <w:pPr>
-              <w:spacing w:before="0" w:after="200" w:line="276" w:lineRule="auto"/>
-              <w:jc w:val="center"/>
+              <w:spacing w:before="60" w:after="60" w:line="240" w:lineRule="auto"/>
               <w:rPr>
                 <w:rFonts w:cstheme="minorBidi"/>
                 <w:color w:val="auto"/>
@@ -3771,8 +3796,7 @@
           </w:tcPr>
           <w:p>
             <w:pPr>
-              <w:spacing w:before="0" w:after="200" w:line="276" w:lineRule="auto"/>
-              <w:jc w:val="center"/>
+              <w:spacing w:before="60" w:after="60" w:line="240" w:lineRule="auto"/>
               <w:rPr>
                 <w:rFonts w:cstheme="minorBidi"/>
                 <w:color w:val="00602B" w:themeColor="text2"/>
@@ -3788,8 +3812,7 @@
           </w:tcPr>
           <w:p>
             <w:pPr>
-              <w:spacing w:before="0" w:after="200" w:line="276" w:lineRule="auto"/>
-              <w:jc w:val="center"/>
+              <w:spacing w:before="60" w:after="60" w:line="240" w:lineRule="auto"/>
               <w:rPr>
                 <w:rFonts w:cstheme="minorBidi"/>
                 <w:color w:val="00602B" w:themeColor="text2"/>
@@ -3805,8 +3828,7 @@
           </w:tcPr>
           <w:p>
             <w:pPr>
-              <w:spacing w:before="0" w:after="200" w:line="276" w:lineRule="auto"/>
-              <w:jc w:val="center"/>
+              <w:spacing w:before="60" w:after="60" w:line="240" w:lineRule="auto"/>
               <w:rPr>
                 <w:rFonts w:cstheme="minorBidi"/>
                 <w:color w:val="00602B" w:themeColor="text2"/>
@@ -3827,8 +3849,7 @@
           </w:tcPr>
           <w:p>
             <w:pPr>
-              <w:spacing w:before="0" w:after="200" w:line="276" w:lineRule="auto"/>
-              <w:jc w:val="center"/>
+              <w:spacing w:before="60" w:after="60" w:line="240" w:lineRule="auto"/>
               <w:rPr>
                 <w:rFonts w:cstheme="minorBidi"/>
                 <w:color w:val="auto"/>
@@ -3849,8 +3870,7 @@
           </w:tcPr>
           <w:p>
             <w:pPr>
-              <w:spacing w:before="0" w:after="200" w:line="276" w:lineRule="auto"/>
-              <w:jc w:val="center"/>
+              <w:spacing w:before="60" w:after="60" w:line="240" w:lineRule="auto"/>
               <w:rPr>
                 <w:rFonts w:cstheme="minorBidi"/>
                 <w:color w:val="00602B" w:themeColor="text2"/>
@@ -3866,8 +3886,7 @@
           </w:tcPr>
           <w:p>
             <w:pPr>
-              <w:spacing w:before="0" w:after="200" w:line="276" w:lineRule="auto"/>
-              <w:jc w:val="center"/>
+              <w:spacing w:before="60" w:after="60" w:line="240" w:lineRule="auto"/>
               <w:rPr>
                 <w:rFonts w:cstheme="minorBidi"/>
                 <w:color w:val="00602B" w:themeColor="text2"/>
@@ -3883,8 +3902,7 @@
           </w:tcPr>
           <w:p>
             <w:pPr>
-              <w:spacing w:before="0" w:after="200" w:line="276" w:lineRule="auto"/>
-              <w:jc w:val="center"/>
+              <w:spacing w:before="60" w:after="60" w:line="240" w:lineRule="auto"/>
               <w:rPr>
                 <w:rFonts w:cstheme="minorBidi"/>
                 <w:color w:val="00602B" w:themeColor="text2"/>
@@ -3948,407 +3966,286 @@
           <w:rFonts w:cstheme="minorBidi"/>
           <w:color w:val="auto"/>
         </w:rPr>
-        <w:t xml:space="preserve">There are several car share services available at the subject site as shown in Figure 3 below. </w:t>
+        <w:t xml:space="preserve">There are several car share services available at the subject site as shown in </w:t>
+      </w:r>
+      <w:r>
+        <w:rPr>
+          <w:rFonts w:cstheme="minorBidi"/>
+          <w:color w:val="auto"/>
+        </w:rPr>
+        <w:t>Table 2</w:t>
+      </w:r>
+      <w:r>
+        <w:rPr>
+          <w:rFonts w:cstheme="minorBidi"/>
+          <w:color w:val="auto"/>
+        </w:rPr>
+        <w:t xml:space="preserve"> below. </w:t>
       </w:r>
     </w:p>
     <w:tbl>
       <w:tblPr>
-        <w:tblStyle w:val="TableGrid4"/>
-        <w:tblW w:w="9749" w:type="dxa"/>
-        <w:jc w:val="center"/>
+        <w:tblStyle w:val="TableGridLight"/>
+        <w:tblW w:w="9918" w:type="dxa"/>
         <w:tblBorders>
           <w:top w:val="none" w:sz="0" w:space="0" w:color="auto"/>
           <w:left w:val="none" w:sz="0" w:space="0" w:color="auto"/>
-          <w:bottom w:val="none" w:sz="0" w:space="0" w:color="auto"/>
           <w:right w:val="none" w:sz="0" w:space="0" w:color="auto"/>
-          <w:insideH w:val="none" w:sz="0" w:space="0" w:color="auto"/>
           <w:insideV w:val="none" w:sz="0" w:space="0" w:color="auto"/>
         </w:tblBorders>
-        <w:tblLayout w:type="fixed"/>
         <w:tblLook w:val="04A0" w:firstRow="1" w:lastRow="0" w:firstColumn="1" w:lastColumn="0" w:noHBand="0" w:noVBand="1"/>
       </w:tblPr>
       <w:tblGrid>
-        <w:gridCol w:w="3402"/>
-        <w:gridCol w:w="3261"/>
-        <w:gridCol w:w="3086"/>
+        <w:gridCol w:w="3306"/>
+        <w:gridCol w:w="3306"/>
+        <w:gridCol w:w="3306"/>
       </w:tblGrid>
       <w:tr>
-        <w:trPr>
-          <w:trHeight w:hRule="exact" w:val="4924"/>
-          <w:jc w:val="center"/>
-        </w:trPr>
-        <w:tc>
-          <w:tcPr>
-            <w:tcW w:w="9749" w:type="dxa"/>
-            <w:gridSpan w:val="3"/>
-            <w:vAlign w:val="center"/>
-          </w:tcPr>
-          <w:p>
-            <w:pPr>
-              <w:spacing w:before="0" w:after="200" w:line="276" w:lineRule="auto"/>
-              <w:jc w:val="center"/>
-              <w:rPr>
-                <w:rFonts w:eastAsiaTheme="minorEastAsia" w:cstheme="minorBidi"/>
-                <w:color w:val="auto"/>
-                <w:szCs w:val="22"/>
-                <w:lang w:eastAsia="en-US"/>
-              </w:rPr>
-            </w:pPr>
+        <w:tc>
+          <w:tcPr>
+            <w:tcW w:w="3306" w:type="dxa"/>
+            <w:tcBorders>
+              <w:top w:val="nil"/>
+              <w:bottom w:val="single" w:sz="4" w:space="0" w:color="00602B" w:themeColor="text2"/>
+            </w:tcBorders>
+          </w:tcPr>
+          <w:p>
+            <w:pPr>
+              <w:spacing w:before="60" w:after="60" w:line="240" w:lineRule="auto"/>
+              <w:rPr>
+                <w:rFonts w:ascii="Roboto" w:hAnsi="Roboto" w:cstheme="minorBidi"/>
+                <w:bCs/>
+                <w:color w:val="00602B" w:themeColor="text2"/>
+              </w:rPr>
+            </w:pPr>
+            <w:r>
+              <w:rPr>
+                <w:rFonts w:ascii="Roboto" w:hAnsi="Roboto" w:cstheme="minorBidi"/>
+                <w:bCs/>
+                <w:color w:val="00602B" w:themeColor="text2"/>
+              </w:rPr>
+              <w:t>Car Share Provider</w:t>
+            </w:r>
+          </w:p>
+        </w:tc>
+        <w:tc>
+          <w:tcPr>
+            <w:tcW w:w="3306" w:type="dxa"/>
+            <w:tcBorders>
+              <w:top w:val="nil"/>
+              <w:bottom w:val="single" w:sz="4" w:space="0" w:color="00602B" w:themeColor="text2"/>
+            </w:tcBorders>
+          </w:tcPr>
+          <w:p>
+            <w:pPr>
+              <w:spacing w:before="60" w:after="60" w:line="240" w:lineRule="auto"/>
+              <w:rPr>
+                <w:rFonts w:ascii="Roboto" w:hAnsi="Roboto" w:cstheme="minorBidi"/>
+                <w:bCs/>
+                <w:color w:val="00602B" w:themeColor="text2"/>
+              </w:rPr>
+            </w:pPr>
+            <w:r>
+              <w:rPr>
+                <w:rFonts w:ascii="Roboto" w:hAnsi="Roboto" w:cstheme="minorBidi"/>
+                <w:bCs/>
+                <w:color w:val="00602B" w:themeColor="text2"/>
+              </w:rPr>
+              <w:t>Location</w:t>
+            </w:r>
+          </w:p>
+        </w:tc>
+        <w:tc>
+          <w:tcPr>
+            <w:tcW w:w="3306" w:type="dxa"/>
+            <w:tcBorders>
+              <w:top w:val="nil"/>
+              <w:bottom w:val="single" w:sz="4" w:space="0" w:color="00602B" w:themeColor="text2"/>
+            </w:tcBorders>
+          </w:tcPr>
+          <w:p>
+            <w:pPr>
+              <w:spacing w:before="60" w:after="60" w:line="240" w:lineRule="auto"/>
+              <w:rPr>
+                <w:rFonts w:ascii="Roboto" w:hAnsi="Roboto" w:cstheme="minorBidi"/>
+                <w:bCs/>
+                <w:color w:val="00602B" w:themeColor="text2"/>
+              </w:rPr>
+            </w:pPr>
+            <w:r>
+              <w:rPr>
+                <w:rFonts w:ascii="Roboto" w:hAnsi="Roboto" w:cstheme="minorBidi"/>
+                <w:bCs/>
+                <w:color w:val="00602B" w:themeColor="text2"/>
+              </w:rPr>
+              <w:t>Approximate Distance/ Walk Time</w:t>
+            </w:r>
           </w:p>
         </w:tc>
       </w:tr>
       <w:tr>
         <w:trPr>
-          <w:trHeight w:val="213"/>
-          <w:jc w:val="center"/>
+          <w:trHeight w:val="518"/>
         </w:trPr>
         <w:tc>
           <w:tcPr>
-            <w:tcW w:w="9749" w:type="dxa"/>
-            <w:gridSpan w:val="3"/>
-            <w:vAlign w:val="center"/>
-          </w:tcPr>
-          <w:p>
-            <w:pPr>
-              <w:spacing w:before="0" w:after="200" w:line="276" w:lineRule="auto"/>
-              <w:rPr>
-                <w:rFonts w:eastAsiaTheme="minorEastAsia" w:cstheme="minorBidi"/>
+            <w:tcW w:w="3306" w:type="dxa"/>
+            <w:tcBorders>
+              <w:top w:val="single" w:sz="4" w:space="0" w:color="00602B" w:themeColor="text2"/>
+            </w:tcBorders>
+          </w:tcPr>
+          <w:p>
+            <w:pPr>
+              <w:spacing w:before="60" w:after="60" w:line="240" w:lineRule="auto"/>
+              <w:rPr>
+                <w:rFonts w:cstheme="minorBidi"/>
                 <w:color w:val="auto"/>
-                <w:szCs w:val="22"/>
-                <w:lang w:eastAsia="en-US"/>
-              </w:rPr>
-            </w:pPr>
-            <w:r>
-              <w:rPr>
-                <w:rFonts w:eastAsiaTheme="minorEastAsia" w:cstheme="minorBidi"/>
+              </w:rPr>
+            </w:pPr>
+          </w:p>
+        </w:tc>
+        <w:tc>
+          <w:tcPr>
+            <w:tcW w:w="3306" w:type="dxa"/>
+            <w:tcBorders>
+              <w:top w:val="single" w:sz="4" w:space="0" w:color="00602B" w:themeColor="text2"/>
+            </w:tcBorders>
+          </w:tcPr>
+          <w:p>
+            <w:pPr>
+              <w:spacing w:before="60" w:after="60" w:line="240" w:lineRule="auto"/>
+              <w:rPr>
+                <w:rFonts w:cstheme="minorBidi"/>
                 <w:color w:val="00602B" w:themeColor="text2"/>
-                <w:szCs w:val="22"/>
-                <w:lang w:eastAsia="en-US"/>
-              </w:rPr>
-              <w:t>Car Share Scheme</w:t>
-            </w:r>
+                <w:sz w:val="26"/>
+                <w:szCs w:val="26"/>
+              </w:rPr>
+            </w:pPr>
+          </w:p>
+        </w:tc>
+        <w:tc>
+          <w:tcPr>
+            <w:tcW w:w="3306" w:type="dxa"/>
+            <w:tcBorders>
+              <w:top w:val="single" w:sz="4" w:space="0" w:color="00602B" w:themeColor="text2"/>
+            </w:tcBorders>
+          </w:tcPr>
+          <w:p>
+            <w:pPr>
+              <w:spacing w:before="60" w:after="60" w:line="240" w:lineRule="auto"/>
+              <w:rPr>
+                <w:rFonts w:cstheme="minorBidi"/>
+                <w:color w:val="00602B" w:themeColor="text2"/>
+                <w:sz w:val="26"/>
+                <w:szCs w:val="26"/>
+              </w:rPr>
+            </w:pPr>
           </w:p>
         </w:tc>
       </w:tr>
       <w:tr>
         <w:trPr>
-          <w:trHeight w:val="1797"/>
-          <w:jc w:val="center"/>
+          <w:trHeight w:val="480"/>
         </w:trPr>
         <w:tc>
           <w:tcPr>
-            <w:tcW w:w="3402" w:type="dxa"/>
-            <w:vAlign w:val="center"/>
-          </w:tcPr>
-          <w:p>
-            <w:pPr>
-              <w:spacing w:before="0" w:after="200" w:line="276" w:lineRule="auto"/>
-              <w:jc w:val="center"/>
-              <w:rPr>
-                <w:rFonts w:eastAsiaTheme="minorEastAsia" w:cstheme="minorBidi"/>
+            <w:tcW w:w="3306" w:type="dxa"/>
+          </w:tcPr>
+          <w:p>
+            <w:pPr>
+              <w:spacing w:before="60" w:after="60" w:line="240" w:lineRule="auto"/>
+              <w:rPr>
+                <w:rFonts w:cstheme="minorBidi"/>
                 <w:color w:val="auto"/>
-                <w:szCs w:val="22"/>
-                <w:lang w:eastAsia="en-US"/>
-              </w:rPr>
-            </w:pPr>
-          </w:p>
-          <w:p>
-            <w:pPr>
-              <w:spacing w:before="0" w:after="200" w:line="276" w:lineRule="auto"/>
-              <w:jc w:val="center"/>
-              <w:rPr>
-                <w:rFonts w:eastAsiaTheme="minorEastAsia" w:cstheme="minorBidi"/>
+              </w:rPr>
+            </w:pPr>
+          </w:p>
+        </w:tc>
+        <w:tc>
+          <w:tcPr>
+            <w:tcW w:w="3306" w:type="dxa"/>
+          </w:tcPr>
+          <w:p>
+            <w:pPr>
+              <w:spacing w:before="60" w:after="60" w:line="240" w:lineRule="auto"/>
+              <w:rPr>
+                <w:rFonts w:cstheme="minorBidi"/>
+                <w:color w:val="00602B" w:themeColor="text2"/>
+                <w:sz w:val="26"/>
+                <w:szCs w:val="26"/>
+              </w:rPr>
+            </w:pPr>
+          </w:p>
+        </w:tc>
+        <w:tc>
+          <w:tcPr>
+            <w:tcW w:w="3306" w:type="dxa"/>
+          </w:tcPr>
+          <w:p>
+            <w:pPr>
+              <w:spacing w:before="60" w:after="60" w:line="240" w:lineRule="auto"/>
+              <w:rPr>
+                <w:rFonts w:cstheme="minorBidi"/>
+                <w:color w:val="00602B" w:themeColor="text2"/>
+                <w:sz w:val="26"/>
+                <w:szCs w:val="26"/>
+              </w:rPr>
+            </w:pPr>
+          </w:p>
+        </w:tc>
+      </w:tr>
+      <w:tr>
+        <w:trPr>
+          <w:trHeight w:val="442"/>
+        </w:trPr>
+        <w:tc>
+          <w:tcPr>
+            <w:tcW w:w="3306" w:type="dxa"/>
+          </w:tcPr>
+          <w:p>
+            <w:pPr>
+              <w:spacing w:before="60" w:after="60" w:line="240" w:lineRule="auto"/>
+              <w:rPr>
+                <w:rFonts w:cstheme="minorBidi"/>
                 <w:color w:val="auto"/>
-                <w:szCs w:val="22"/>
-                <w:lang w:eastAsia="en-US"/>
-              </w:rPr>
-            </w:pPr>
-            <w:r>
+              </w:rPr>
+            </w:pPr>
+          </w:p>
+        </w:tc>
+        <w:tc>
+          <w:tcPr>
+            <w:tcW w:w="3306" w:type="dxa"/>
+          </w:tcPr>
+          <w:p>
+            <w:pPr>
+              <w:spacing w:before="60" w:after="60" w:line="240" w:lineRule="auto"/>
               <w:rPr>
                 <w:rFonts w:cstheme="minorBidi"/>
-                <w:noProof/>
-                <w:color w:val="auto"/>
-              </w:rPr>
-              <w:drawing>
-                <wp:inline distT="0" distB="0" distL="0" distR="0" wp14:anchorId="76CF7FD5" wp14:editId="11681255">
-                  <wp:extent cx="437712" cy="372108"/>
-                  <wp:effectExtent l="0" t="0" r="635" b="9525"/>
-                  <wp:docPr id="237922315" name="Picture 237922315"/>
-                  <wp:cNvGraphicFramePr>
-                    <a:graphicFrameLocks xmlns:a="http://schemas.openxmlformats.org/drawingml/2006/main" noChangeAspect="1"/>
-                  </wp:cNvGraphicFramePr>
-                  <a:graphic xmlns:a="http://schemas.openxmlformats.org/drawingml/2006/main">
-                    <a:graphicData uri="http://schemas.openxmlformats.org/drawingml/2006/picture">
-                      <pic:pic xmlns:pic="http://schemas.openxmlformats.org/drawingml/2006/picture">
-                        <pic:nvPicPr>
-                          <pic:cNvPr id="5" name="Flexicar.png"/>
-                          <pic:cNvPicPr/>
-                        </pic:nvPicPr>
-                        <pic:blipFill>
-                          <a:blip r:embed="rId13" cstate="print">
-                            <a:extLst>
-                              <a:ext uri="{28A0092B-C50C-407E-A947-70E740481C1C}">
-                                <a14:useLocalDpi xmlns:a14="http://schemas.microsoft.com/office/drawing/2010/main" val="0"/>
-                              </a:ext>
-                            </a:extLst>
-                          </a:blip>
-                          <a:stretch>
-                            <a:fillRect/>
-                          </a:stretch>
-                        </pic:blipFill>
-                        <pic:spPr>
-                          <a:xfrm>
-                            <a:off x="0" y="0"/>
-                            <a:ext cx="444400" cy="377794"/>
-                          </a:xfrm>
-                          <a:prstGeom prst="rect">
-                            <a:avLst/>
-                          </a:prstGeom>
-                        </pic:spPr>
-                      </pic:pic>
-                    </a:graphicData>
-                  </a:graphic>
-                </wp:inline>
-              </w:drawing>
-            </w:r>
-          </w:p>
-          <w:p>
-            <w:pPr>
-              <w:spacing w:before="0" w:after="200" w:line="276" w:lineRule="auto"/>
-              <w:jc w:val="center"/>
-              <w:rPr>
-                <w:rFonts w:eastAsiaTheme="minorEastAsia" w:cstheme="minorBidi"/>
-                <w:color w:val="auto"/>
-                <w:szCs w:val="22"/>
-                <w:lang w:eastAsia="en-US"/>
-              </w:rPr>
-            </w:pPr>
-            <w:proofErr w:type="spellStart"/>
-            <w:r>
-              <w:rPr>
-                <w:rFonts w:eastAsiaTheme="minorEastAsia" w:cstheme="minorBidi"/>
-                <w:color w:val="auto"/>
-                <w:szCs w:val="22"/>
-                <w:lang w:eastAsia="en-US"/>
-              </w:rPr>
-              <w:t>Flexicar</w:t>
-            </w:r>
-            <w:proofErr w:type="spellEnd"/>
-          </w:p>
-          <w:p>
-            <w:pPr>
-              <w:spacing w:before="0" w:after="200" w:line="276" w:lineRule="auto"/>
-              <w:jc w:val="center"/>
-              <w:rPr>
-                <w:rFonts w:eastAsiaTheme="minorEastAsia" w:cstheme="minorBidi"/>
-                <w:color w:val="auto"/>
-                <w:szCs w:val="22"/>
-                <w:lang w:eastAsia="en-US"/>
-              </w:rPr>
-            </w:pPr>
-          </w:p>
-        </w:tc>
-        <w:tc>
-          <w:tcPr>
-            <w:tcW w:w="3261" w:type="dxa"/>
-            <w:vAlign w:val="center"/>
-          </w:tcPr>
-          <w:p>
-            <w:pPr>
-              <w:spacing w:before="0" w:after="200" w:line="276" w:lineRule="auto"/>
-              <w:jc w:val="center"/>
-              <w:rPr>
-                <w:rFonts w:eastAsiaTheme="minorEastAsia" w:cstheme="minorBidi"/>
-                <w:color w:val="auto"/>
-                <w:szCs w:val="22"/>
-                <w:lang w:eastAsia="en-US"/>
-              </w:rPr>
-            </w:pPr>
-            <w:r>
+                <w:color w:val="00602B" w:themeColor="text2"/>
+                <w:sz w:val="26"/>
+                <w:szCs w:val="26"/>
+              </w:rPr>
+            </w:pPr>
+          </w:p>
+        </w:tc>
+        <w:tc>
+          <w:tcPr>
+            <w:tcW w:w="3306" w:type="dxa"/>
+          </w:tcPr>
+          <w:p>
+            <w:pPr>
+              <w:spacing w:before="60" w:after="60" w:line="240" w:lineRule="auto"/>
               <w:rPr>
                 <w:rFonts w:cstheme="minorBidi"/>
-                <w:noProof/>
-                <w:color w:val="auto"/>
-              </w:rPr>
-              <w:drawing>
-                <wp:inline distT="0" distB="0" distL="0" distR="0" wp14:anchorId="6093F568" wp14:editId="273A8F45">
-                  <wp:extent cx="430840" cy="356899"/>
-                  <wp:effectExtent l="0" t="0" r="7620" b="5080"/>
-                  <wp:docPr id="489947514" name="Picture 489947514"/>
-                  <wp:cNvGraphicFramePr>
-                    <a:graphicFrameLocks xmlns:a="http://schemas.openxmlformats.org/drawingml/2006/main" noChangeAspect="1"/>
-                  </wp:cNvGraphicFramePr>
-                  <a:graphic xmlns:a="http://schemas.openxmlformats.org/drawingml/2006/main">
-                    <a:graphicData uri="http://schemas.openxmlformats.org/drawingml/2006/picture">
-                      <pic:pic xmlns:pic="http://schemas.openxmlformats.org/drawingml/2006/picture">
-                        <pic:nvPicPr>
-                          <pic:cNvPr id="8" name="goget car.png"/>
-                          <pic:cNvPicPr/>
-                        </pic:nvPicPr>
-                        <pic:blipFill>
-                          <a:blip r:embed="rId14" cstate="print">
-                            <a:extLst>
-                              <a:ext uri="{28A0092B-C50C-407E-A947-70E740481C1C}">
-                                <a14:useLocalDpi xmlns:a14="http://schemas.microsoft.com/office/drawing/2010/main" val="0"/>
-                              </a:ext>
-                            </a:extLst>
-                          </a:blip>
-                          <a:stretch>
-                            <a:fillRect/>
-                          </a:stretch>
-                        </pic:blipFill>
-                        <pic:spPr>
-                          <a:xfrm>
-                            <a:off x="0" y="0"/>
-                            <a:ext cx="435557" cy="360807"/>
-                          </a:xfrm>
-                          <a:prstGeom prst="rect">
-                            <a:avLst/>
-                          </a:prstGeom>
-                        </pic:spPr>
-                      </pic:pic>
-                    </a:graphicData>
-                  </a:graphic>
-                </wp:inline>
-              </w:drawing>
-            </w:r>
-          </w:p>
-          <w:p>
-            <w:pPr>
-              <w:spacing w:before="0" w:after="200" w:line="276" w:lineRule="auto"/>
-              <w:jc w:val="center"/>
-              <w:rPr>
-                <w:rFonts w:eastAsiaTheme="minorEastAsia" w:cstheme="minorBidi"/>
-                <w:color w:val="auto"/>
-                <w:szCs w:val="22"/>
-                <w:lang w:eastAsia="en-US"/>
-              </w:rPr>
-            </w:pPr>
-            <w:r>
-              <w:rPr>
-                <w:rFonts w:eastAsiaTheme="minorEastAsia" w:cstheme="minorBidi"/>
-                <w:color w:val="auto"/>
-                <w:szCs w:val="22"/>
-                <w:lang w:eastAsia="en-US"/>
-              </w:rPr>
-              <w:t>GoGet Car Share</w:t>
-            </w:r>
-          </w:p>
-        </w:tc>
-        <w:tc>
-          <w:tcPr>
-            <w:tcW w:w="3086" w:type="dxa"/>
-            <w:vAlign w:val="center"/>
-          </w:tcPr>
-          <w:p>
-            <w:pPr>
-              <w:spacing w:before="0" w:after="200" w:line="276" w:lineRule="auto"/>
-              <w:jc w:val="center"/>
-              <w:rPr>
-                <w:rFonts w:eastAsiaTheme="minorEastAsia" w:cstheme="minorBidi"/>
-                <w:color w:val="auto"/>
-                <w:szCs w:val="22"/>
-                <w:lang w:eastAsia="en-US"/>
-              </w:rPr>
-            </w:pPr>
-            <w:r>
-              <w:rPr>
-                <w:rFonts w:cstheme="minorBidi"/>
-                <w:noProof/>
-                <w:color w:val="auto"/>
-              </w:rPr>
-              <w:drawing>
-                <wp:inline distT="0" distB="0" distL="0" distR="0" wp14:anchorId="0C97008B" wp14:editId="11936962">
-                  <wp:extent cx="435236" cy="360541"/>
-                  <wp:effectExtent l="0" t="0" r="3175" b="1905"/>
-                  <wp:docPr id="2071875493" name="Picture 2071875493"/>
-                  <wp:cNvGraphicFramePr>
-                    <a:graphicFrameLocks xmlns:a="http://schemas.openxmlformats.org/drawingml/2006/main" noChangeAspect="1"/>
-                  </wp:cNvGraphicFramePr>
-                  <a:graphic xmlns:a="http://schemas.openxmlformats.org/drawingml/2006/main">
-                    <a:graphicData uri="http://schemas.openxmlformats.org/drawingml/2006/picture">
-                      <pic:pic xmlns:pic="http://schemas.openxmlformats.org/drawingml/2006/picture">
-                        <pic:nvPicPr>
-                          <pic:cNvPr id="9" name="green share.png"/>
-                          <pic:cNvPicPr/>
-                        </pic:nvPicPr>
-                        <pic:blipFill>
-                          <a:blip r:embed="rId15" cstate="print">
-                            <a:extLst>
-                              <a:ext uri="{28A0092B-C50C-407E-A947-70E740481C1C}">
-                                <a14:useLocalDpi xmlns:a14="http://schemas.microsoft.com/office/drawing/2010/main" val="0"/>
-                              </a:ext>
-                            </a:extLst>
-                          </a:blip>
-                          <a:stretch>
-                            <a:fillRect/>
-                          </a:stretch>
-                        </pic:blipFill>
-                        <pic:spPr>
-                          <a:xfrm>
-                            <a:off x="0" y="0"/>
-                            <a:ext cx="439131" cy="363767"/>
-                          </a:xfrm>
-                          <a:prstGeom prst="rect">
-                            <a:avLst/>
-                          </a:prstGeom>
-                        </pic:spPr>
-                      </pic:pic>
-                    </a:graphicData>
-                  </a:graphic>
-                </wp:inline>
-              </w:drawing>
-            </w:r>
-          </w:p>
-          <w:p>
-            <w:pPr>
-              <w:spacing w:before="0" w:after="200" w:line="276" w:lineRule="auto"/>
-              <w:jc w:val="center"/>
-              <w:rPr>
-                <w:rFonts w:eastAsiaTheme="minorEastAsia" w:cstheme="minorBidi"/>
-                <w:color w:val="auto"/>
-                <w:szCs w:val="22"/>
-                <w:lang w:eastAsia="en-US"/>
-              </w:rPr>
-            </w:pPr>
-            <w:r>
-              <w:rPr>
-                <w:rFonts w:eastAsiaTheme="minorEastAsia" w:cstheme="minorBidi"/>
-                <w:color w:val="auto"/>
-                <w:szCs w:val="22"/>
-                <w:lang w:eastAsia="en-US"/>
-              </w:rPr>
-              <w:t>Green Share Car</w:t>
-            </w:r>
+                <w:color w:val="00602B" w:themeColor="text2"/>
+                <w:sz w:val="26"/>
+                <w:szCs w:val="26"/>
+              </w:rPr>
+            </w:pPr>
           </w:p>
         </w:tc>
       </w:tr>
     </w:tbl>
-    <w:p>
-      <w:pPr>
-        <w:pStyle w:val="Caption"/>
-        <w:jc w:val="center"/>
-        <w:rPr>
-          <w:rFonts w:eastAsia="Times New Roman"/>
-          <w:lang w:eastAsia="en-AU"/>
-        </w:rPr>
-      </w:pPr>
-      <w:r>
-        <w:rPr>
-          <w:rFonts w:eastAsia="Times New Roman"/>
-          <w:lang w:eastAsia="en-AU"/>
-        </w:rPr>
-        <w:t xml:space="preserve">Figure 3: Car Share </w:t>
-      </w:r>
-    </w:p>
-    <w:p>
-      <w:pPr>
-        <w:pStyle w:val="Heading3"/>
-      </w:pPr>
-      <w:r>
-        <w:t xml:space="preserve">Taxi Services </w:t>
-      </w:r>
-    </w:p>
     <w:p>
       <w:pPr>
         <w:spacing w:before="0" w:after="200" w:line="276" w:lineRule="auto"/>
@@ -4357,6 +4254,23 @@
           <w:color w:val="auto"/>
         </w:rPr>
       </w:pPr>
+    </w:p>
+    <w:p>
+      <w:pPr>
+        <w:pStyle w:val="Heading3"/>
+      </w:pPr>
+      <w:r>
+        <w:t xml:space="preserve">Taxi Services </w:t>
+      </w:r>
+    </w:p>
+    <w:p>
+      <w:pPr>
+        <w:spacing w:before="0" w:after="200" w:line="276" w:lineRule="auto"/>
+        <w:rPr>
+          <w:rFonts w:cstheme="minorBidi"/>
+          <w:color w:val="auto"/>
+        </w:rPr>
+      </w:pPr>
       <w:r>
         <w:rPr>
           <w:rFonts w:cstheme="minorBidi"/>
@@ -4369,6 +4283,12 @@
       <w:tblPr>
         <w:tblStyle w:val="TableGridLight"/>
         <w:tblW w:w="0" w:type="auto"/>
+        <w:tblBorders>
+          <w:top w:val="none" w:sz="0" w:space="0" w:color="auto"/>
+          <w:left w:val="none" w:sz="0" w:space="0" w:color="auto"/>
+          <w:right w:val="none" w:sz="0" w:space="0" w:color="auto"/>
+          <w:insideV w:val="none" w:sz="0" w:space="0" w:color="auto"/>
+        </w:tblBorders>
         <w:tblLook w:val="04A0" w:firstRow="1" w:lastRow="0" w:firstColumn="1" w:lastColumn="0" w:noHBand="0" w:noVBand="1"/>
       </w:tblPr>
       <w:tblGrid>
@@ -4378,27 +4298,30 @@
       </w:tblGrid>
       <w:tr>
         <w:trPr>
-          <w:trHeight w:val="508"/>
+          <w:trHeight w:val="384"/>
         </w:trPr>
         <w:tc>
           <w:tcPr>
             <w:tcW w:w="3407" w:type="dxa"/>
-          </w:tcPr>
-          <w:p>
-            <w:pPr>
-              <w:spacing w:before="0" w:after="200" w:line="276" w:lineRule="auto"/>
-              <w:jc w:val="center"/>
-              <w:rPr>
-                <w:rFonts w:cstheme="minorBidi"/>
-                <w:b/>
-                <w:color w:val="00883C" w:themeColor="text2" w:themeTint="E6"/>
-              </w:rPr>
-            </w:pPr>
-            <w:r>
-              <w:rPr>
-                <w:rFonts w:cstheme="minorBidi"/>
-                <w:b/>
-                <w:color w:val="00883C" w:themeColor="text2" w:themeTint="E6"/>
+            <w:tcBorders>
+              <w:top w:val="nil"/>
+              <w:bottom w:val="single" w:sz="4" w:space="0" w:color="00602B" w:themeColor="text2"/>
+            </w:tcBorders>
+          </w:tcPr>
+          <w:p>
+            <w:pPr>
+              <w:spacing w:before="60" w:after="60" w:line="276" w:lineRule="auto"/>
+              <w:rPr>
+                <w:rFonts w:ascii="Roboto" w:hAnsi="Roboto" w:cstheme="minorBidi"/>
+                <w:bCs/>
+                <w:color w:val="00602B" w:themeColor="text2"/>
+              </w:rPr>
+            </w:pPr>
+            <w:r>
+              <w:rPr>
+                <w:rFonts w:ascii="Roboto" w:hAnsi="Roboto" w:cstheme="minorBidi"/>
+                <w:bCs/>
+                <w:color w:val="00602B" w:themeColor="text2"/>
               </w:rPr>
               <w:t>Taxi</w:t>
             </w:r>
@@ -4407,22 +4330,25 @@
         <w:tc>
           <w:tcPr>
             <w:tcW w:w="3346" w:type="dxa"/>
-          </w:tcPr>
-          <w:p>
-            <w:pPr>
-              <w:spacing w:before="0" w:after="200" w:line="276" w:lineRule="auto"/>
-              <w:jc w:val="center"/>
-              <w:rPr>
-                <w:rFonts w:cstheme="minorBidi"/>
-                <w:b/>
-                <w:color w:val="00883C" w:themeColor="text2" w:themeTint="E6"/>
-              </w:rPr>
-            </w:pPr>
-            <w:r>
-              <w:rPr>
-                <w:rFonts w:cstheme="minorBidi"/>
-                <w:b/>
-                <w:color w:val="00883C" w:themeColor="text2" w:themeTint="E6"/>
+            <w:tcBorders>
+              <w:top w:val="nil"/>
+              <w:bottom w:val="single" w:sz="4" w:space="0" w:color="00602B" w:themeColor="text2"/>
+            </w:tcBorders>
+          </w:tcPr>
+          <w:p>
+            <w:pPr>
+              <w:spacing w:before="60" w:after="60" w:line="276" w:lineRule="auto"/>
+              <w:rPr>
+                <w:rFonts w:ascii="Roboto" w:hAnsi="Roboto" w:cstheme="minorBidi"/>
+                <w:bCs/>
+                <w:color w:val="00602B" w:themeColor="text2"/>
+              </w:rPr>
+            </w:pPr>
+            <w:r>
+              <w:rPr>
+                <w:rFonts w:ascii="Roboto" w:hAnsi="Roboto" w:cstheme="minorBidi"/>
+                <w:bCs/>
+                <w:color w:val="00602B" w:themeColor="text2"/>
               </w:rPr>
               <w:t>Contact Details</w:t>
             </w:r>
@@ -4431,22 +4357,25 @@
         <w:tc>
           <w:tcPr>
             <w:tcW w:w="2984" w:type="dxa"/>
-          </w:tcPr>
-          <w:p>
-            <w:pPr>
-              <w:spacing w:before="0" w:after="200" w:line="276" w:lineRule="auto"/>
-              <w:jc w:val="center"/>
-              <w:rPr>
-                <w:rFonts w:cstheme="minorBidi"/>
-                <w:b/>
-                <w:color w:val="00883C" w:themeColor="text2" w:themeTint="E6"/>
-              </w:rPr>
-            </w:pPr>
-            <w:r>
-              <w:rPr>
-                <w:rFonts w:cstheme="minorBidi"/>
-                <w:b/>
-                <w:color w:val="00883C" w:themeColor="text2" w:themeTint="E6"/>
+            <w:tcBorders>
+              <w:top w:val="nil"/>
+              <w:bottom w:val="single" w:sz="4" w:space="0" w:color="00602B" w:themeColor="text2"/>
+            </w:tcBorders>
+          </w:tcPr>
+          <w:p>
+            <w:pPr>
+              <w:spacing w:before="60" w:after="60" w:line="276" w:lineRule="auto"/>
+              <w:rPr>
+                <w:rFonts w:ascii="Roboto" w:hAnsi="Roboto" w:cstheme="minorBidi"/>
+                <w:bCs/>
+                <w:color w:val="00602B" w:themeColor="text2"/>
+              </w:rPr>
+            </w:pPr>
+            <w:r>
+              <w:rPr>
+                <w:rFonts w:ascii="Roboto" w:hAnsi="Roboto" w:cstheme="minorBidi"/>
+                <w:bCs/>
+                <w:color w:val="00602B" w:themeColor="text2"/>
               </w:rPr>
               <w:t>Wheelchair Access</w:t>
             </w:r>
@@ -4460,11 +4389,13 @@
         <w:tc>
           <w:tcPr>
             <w:tcW w:w="3407" w:type="dxa"/>
-          </w:tcPr>
-          <w:p>
-            <w:pPr>
-              <w:spacing w:before="0" w:after="200" w:line="276" w:lineRule="auto"/>
-              <w:jc w:val="center"/>
+            <w:tcBorders>
+              <w:top w:val="single" w:sz="4" w:space="0" w:color="00602B" w:themeColor="text2"/>
+            </w:tcBorders>
+          </w:tcPr>
+          <w:p>
+            <w:pPr>
+              <w:spacing w:before="60" w:after="60" w:line="276" w:lineRule="auto"/>
               <w:rPr>
                 <w:rFonts w:cstheme="minorBidi"/>
                 <w:color w:val="auto"/>
@@ -4482,11 +4413,13 @@
         <w:tc>
           <w:tcPr>
             <w:tcW w:w="3346" w:type="dxa"/>
-          </w:tcPr>
-          <w:p>
-            <w:pPr>
-              <w:spacing w:before="0" w:after="200" w:line="276" w:lineRule="auto"/>
-              <w:jc w:val="center"/>
+            <w:tcBorders>
+              <w:top w:val="single" w:sz="4" w:space="0" w:color="00602B" w:themeColor="text2"/>
+            </w:tcBorders>
+          </w:tcPr>
+          <w:p>
+            <w:pPr>
+              <w:spacing w:before="60" w:after="60" w:line="276" w:lineRule="auto"/>
               <w:rPr>
                 <w:rFonts w:cstheme="minorBidi"/>
                 <w:color w:val="auto"/>
@@ -4504,11 +4437,13 @@
         <w:tc>
           <w:tcPr>
             <w:tcW w:w="2984" w:type="dxa"/>
-          </w:tcPr>
-          <w:p>
-            <w:pPr>
-              <w:spacing w:before="0" w:after="200" w:line="276" w:lineRule="auto"/>
-              <w:jc w:val="center"/>
+            <w:tcBorders>
+              <w:top w:val="single" w:sz="4" w:space="0" w:color="00602B" w:themeColor="text2"/>
+            </w:tcBorders>
+          </w:tcPr>
+          <w:p>
+            <w:pPr>
+              <w:spacing w:before="60" w:after="60" w:line="276" w:lineRule="auto"/>
               <w:rPr>
                 <w:rFonts w:cstheme="minorBidi"/>
                 <w:color w:val="auto"/>
@@ -4534,8 +4469,7 @@
           </w:tcPr>
           <w:p>
             <w:pPr>
-              <w:spacing w:before="0" w:after="200" w:line="276" w:lineRule="auto"/>
-              <w:jc w:val="center"/>
+              <w:spacing w:before="60" w:after="60" w:line="276" w:lineRule="auto"/>
               <w:rPr>
                 <w:rFonts w:cstheme="minorBidi"/>
                 <w:color w:val="auto"/>
@@ -4556,8 +4490,7 @@
           </w:tcPr>
           <w:p>
             <w:pPr>
-              <w:spacing w:before="0" w:after="200" w:line="276" w:lineRule="auto"/>
-              <w:jc w:val="center"/>
+              <w:spacing w:before="60" w:after="60" w:line="276" w:lineRule="auto"/>
               <w:rPr>
                 <w:rFonts w:cstheme="minorBidi"/>
                 <w:color w:val="auto"/>
@@ -4578,8 +4511,7 @@
           </w:tcPr>
           <w:p>
             <w:pPr>
-              <w:spacing w:before="0" w:after="200" w:line="276" w:lineRule="auto"/>
-              <w:jc w:val="center"/>
+              <w:spacing w:before="60" w:after="60" w:line="276" w:lineRule="auto"/>
               <w:rPr>
                 <w:rFonts w:cstheme="minorBidi"/>
                 <w:color w:val="auto"/>
@@ -4605,8 +4537,7 @@
           </w:tcPr>
           <w:p>
             <w:pPr>
-              <w:spacing w:before="0" w:after="200" w:line="276" w:lineRule="auto"/>
-              <w:jc w:val="center"/>
+              <w:spacing w:before="60" w:after="60" w:line="276" w:lineRule="auto"/>
               <w:rPr>
                 <w:rFonts w:cstheme="minorBidi"/>
                 <w:color w:val="auto"/>
@@ -4627,8 +4558,7 @@
           </w:tcPr>
           <w:p>
             <w:pPr>
-              <w:spacing w:before="0" w:after="200" w:line="276" w:lineRule="auto"/>
-              <w:jc w:val="center"/>
+              <w:spacing w:before="60" w:after="60" w:line="276" w:lineRule="auto"/>
               <w:rPr>
                 <w:rFonts w:cstheme="minorBidi"/>
                 <w:color w:val="auto"/>
@@ -4649,8 +4579,7 @@
           </w:tcPr>
           <w:p>
             <w:pPr>
-              <w:spacing w:before="0" w:after="200" w:line="276" w:lineRule="auto"/>
-              <w:jc w:val="center"/>
+              <w:spacing w:before="60" w:after="60" w:line="276" w:lineRule="auto"/>
               <w:rPr>
                 <w:rFonts w:cstheme="minorBidi"/>
                 <w:color w:val="auto"/>
@@ -4676,8 +4605,7 @@
           </w:tcPr>
           <w:p>
             <w:pPr>
-              <w:spacing w:before="0" w:after="200" w:line="276" w:lineRule="auto"/>
-              <w:jc w:val="center"/>
+              <w:spacing w:before="60" w:after="60" w:line="276" w:lineRule="auto"/>
               <w:rPr>
                 <w:rFonts w:cstheme="minorBidi"/>
                 <w:color w:val="auto"/>
@@ -4698,8 +4626,7 @@
           </w:tcPr>
           <w:p>
             <w:pPr>
-              <w:spacing w:before="0" w:after="200" w:line="276" w:lineRule="auto"/>
-              <w:jc w:val="center"/>
+              <w:spacing w:before="60" w:after="60" w:line="276" w:lineRule="auto"/>
               <w:rPr>
                 <w:rFonts w:cstheme="minorBidi"/>
                 <w:color w:val="auto"/>
@@ -4720,8 +4647,7 @@
           </w:tcPr>
           <w:p>
             <w:pPr>
-              <w:spacing w:before="0" w:after="200" w:line="276" w:lineRule="auto"/>
-              <w:jc w:val="center"/>
+              <w:spacing w:before="60" w:after="60" w:line="276" w:lineRule="auto"/>
               <w:rPr>
                 <w:rFonts w:cstheme="minorBidi"/>
                 <w:color w:val="auto"/>
@@ -4747,8 +4673,7 @@
           </w:tcPr>
           <w:p>
             <w:pPr>
-              <w:spacing w:before="0" w:after="200" w:line="276" w:lineRule="auto"/>
-              <w:jc w:val="center"/>
+              <w:spacing w:before="60" w:after="60" w:line="276" w:lineRule="auto"/>
               <w:rPr>
                 <w:rFonts w:cstheme="minorBidi"/>
                 <w:color w:val="auto"/>
@@ -4769,8 +4694,7 @@
           </w:tcPr>
           <w:p>
             <w:pPr>
-              <w:spacing w:before="0" w:after="200" w:line="276" w:lineRule="auto"/>
-              <w:jc w:val="center"/>
+              <w:spacing w:before="60" w:after="60" w:line="276" w:lineRule="auto"/>
               <w:rPr>
                 <w:rFonts w:cstheme="minorBidi"/>
                 <w:color w:val="auto"/>
@@ -4791,8 +4715,7 @@
           </w:tcPr>
           <w:p>
             <w:pPr>
-              <w:spacing w:before="0" w:after="200" w:line="276" w:lineRule="auto"/>
-              <w:jc w:val="center"/>
+              <w:spacing w:before="60" w:after="60" w:line="276" w:lineRule="auto"/>
               <w:rPr>
                 <w:rFonts w:cstheme="minorBidi"/>
                 <w:color w:val="auto"/>
@@ -4815,7 +4738,6 @@
         <w:pStyle w:val="Heading3"/>
       </w:pPr>
       <w:r>
-        <w:lastRenderedPageBreak/>
         <w:t xml:space="preserve">Cycling Infrastructure  </w:t>
       </w:r>
     </w:p>
@@ -4906,6 +4828,7 @@
           <w:rFonts w:eastAsia="Times New Roman"/>
           <w:lang w:eastAsia="en-AU"/>
         </w:rPr>
+        <w:lastRenderedPageBreak/>
         <w:t>Figure 4: Bicycle Network around the site</w:t>
       </w:r>
     </w:p>
@@ -9659,7 +9582,7 @@
           <w:rStyle w:val="Hyperlink"/>
         </w:rPr>
       </w:pPr>
-      <w:hyperlink r:id="rId16" w:history="1">
+      <w:hyperlink r:id="rId13" w:history="1">
         <w:r>
           <w:rPr>
             <w:rStyle w:val="Hyperlink"/>
@@ -9669,7 +9592,7 @@
       </w:hyperlink>
     </w:p>
     <w:p>
-      <w:hyperlink r:id="rId17" w:history="1">
+      <w:hyperlink r:id="rId14" w:history="1">
         <w:r>
           <w:rPr>
             <w:rStyle w:val="Hyperlink"/>
@@ -9685,7 +9608,7 @@
       </w:r>
     </w:p>
     <w:p>
-      <w:hyperlink r:id="rId18" w:history="1">
+      <w:hyperlink r:id="rId15" w:history="1">
         <w:r>
           <w:rPr>
             <w:rStyle w:val="Hyperlink"/>
@@ -9735,7 +9658,7 @@
       </w:r>
     </w:p>
     <w:p>
-      <w:hyperlink r:id="rId19" w:history="1">
+      <w:hyperlink r:id="rId16" w:history="1">
         <w:r>
           <w:rPr>
             <w:rStyle w:val="Hyperlink"/>
@@ -9778,7 +9701,7 @@
           <w:lang w:val="fr-FR"/>
         </w:rPr>
       </w:pPr>
-      <w:hyperlink r:id="rId20" w:history="1">
+      <w:hyperlink r:id="rId17" w:history="1">
         <w:r>
           <w:rPr>
             <w:rStyle w:val="Hyperlink"/>
@@ -9795,7 +9718,7 @@
           <w:lang w:val="fr-FR"/>
         </w:rPr>
       </w:pPr>
-      <w:hyperlink r:id="rId21" w:history="1">
+      <w:hyperlink r:id="rId18" w:history="1">
         <w:r>
           <w:rPr>
             <w:rStyle w:val="Hyperlink"/>
@@ -9811,7 +9734,7 @@
           <w:rStyle w:val="Hyperlink"/>
         </w:rPr>
       </w:pPr>
-      <w:hyperlink r:id="rId22" w:history="1">
+      <w:hyperlink r:id="rId19" w:history="1">
         <w:r>
           <w:rPr>
             <w:rStyle w:val="Hyperlink"/>
@@ -9827,8 +9750,8 @@
     </w:p>
     <w:p/>
     <w:sectPr>
-      <w:headerReference w:type="first" r:id="rId23"/>
-      <w:footerReference w:type="first" r:id="rId24"/>
+      <w:headerReference w:type="first" r:id="rId20"/>
+      <w:footerReference w:type="first" r:id="rId21"/>
       <w:pgSz w:w="11907" w:h="16839" w:code="9"/>
       <w:pgMar w:top="1701" w:right="1021" w:bottom="1021" w:left="1021" w:header="680" w:footer="680" w:gutter="0"/>
       <w:cols w:space="720"/>
@@ -16941,6 +16864,7 @@
     <w:rsid w:val="00355486"/>
     <w:rsid w:val="00355A99"/>
     <w:rsid w:val="0037731B"/>
+    <w:rsid w:val="003974EA"/>
     <w:rsid w:val="003B2849"/>
     <w:rsid w:val="003C40DB"/>
     <w:rsid w:val="003E5ECE"/>
@@ -17056,6 +16980,7 @@
     <w:rsid w:val="00CF74FB"/>
     <w:rsid w:val="00D215EF"/>
     <w:rsid w:val="00D237B9"/>
+    <w:rsid w:val="00D3103A"/>
     <w:rsid w:val="00D3119E"/>
     <w:rsid w:val="00D364D5"/>
     <w:rsid w:val="00D53F78"/>
